--- a/phasewise templates/Data Flow Diagrams and User Stories (4).docx
+++ b/phasewise templates/Data Flow Diagrams and User Stories (4).docx
@@ -16,7 +16,7 @@
           <w:sz w:val="40"/>
           <w:szCs w:val="40"/>
         </w:rPr>
-        <w:t xml:space="preserve">Project Design Phase-II</w:t>
+        <w:t xml:space="preserve">Project Design Stage II</w:t>
       </w:r>
     </w:p>
     <w:p>
@@ -261,7 +261,7 @@
                 <w:sz w:val="20"/>
                 <w:szCs w:val="20"/>
               </w:rPr>
-              <w:t xml:space="preserve">Maximum Marks</w:t>
+              <w:t xml:space="preserve">Maximum Score</w:t>
             </w:r>
           </w:p>
         </w:tc>
@@ -329,7 +329,7 @@
           <w:sz w:val="20"/>
           <w:szCs w:val="20"/>
         </w:rPr>
-        <w:t xml:space="preserve">A Data Flow Diagram (DFD) is a traditional visual representation of the information flows within a system. A neat and clear DFD can depict the right amount of the system requirement graphically. It shows how data enters and leaves the system, what changes the information, and where data is stored.</w:t>
+        <w:t xml:space="preserve">A Data Flow Diagram (DFD) is a standard visual representation of the information flows within a system. A neat and clear DFD can depict the right amount of the system requirement graphically. It shows how data enters and leaves the system, what changes the information, and where data is stored.</w:t>
       </w:r>
     </w:p>
     <w:p>
